--- a/01-精益工具知识库/02-核心工具/08-平准化Heijunka.docx
+++ b/01-精益工具知识库/02-核心工具/08-平准化Heijunka.docx
@@ -783,7 +783,7 @@
           <w:i w:val="0"/>
           <w:sz w:val="22"/>
         </w:rPr>
-        <w:t>例如：每天可用工作时间 460 分钟（8小时 - 2小时休息），客户需求 9200 件M8螺栓，则：</w:t>
+        <w:t>例如：每天可用工作时间 460 分钟（8小时 - 2小时休息），客户需求 9200 件M8工件，则：</w:t>
       </w:r>
     </w:p>
     <w:p>
@@ -1200,7 +1200,7 @@
           <w:i w:val="0"/>
           <w:sz w:val="22"/>
         </w:rPr>
-        <w:t>紧固件产品族示例</w:t>
+        <w:t>产品族示例：</w:t>
       </w:r>
       <w:r>
         <w:rPr>
@@ -1209,7 +1209,6 @@
           <w:i w:val="0"/>
           <w:sz w:val="22"/>
         </w:rPr>
-        <w:t>：</w:t>
       </w:r>
     </w:p>
     <w:tbl>
@@ -1310,7 +1309,9 @@
             <w:tcW w:type="dxa" w:w="2767"/>
           </w:tcPr>
           <w:p>
-            <w:r/>
+            <w:r>
+              <w:t>工件族</w:t>
+            </w:r>
             <w:r>
               <w:rPr>
                 <w:rFonts w:ascii="SimSun" w:hAnsi="SimSun"/>
@@ -1318,7 +1319,6 @@
                 <w:i w:val="0"/>
                 <w:sz w:val="20"/>
               </w:rPr>
-              <w:t>六角螺栓族</w:t>
             </w:r>
           </w:p>
         </w:tc>
@@ -1344,7 +1344,9 @@
             <w:tcW w:type="dxa" w:w="2767"/>
           </w:tcPr>
           <w:p>
-            <w:r/>
+            <w:r>
+              <w:t>机加工→精加工→热处理→镀锌</w:t>
+            </w:r>
             <w:r>
               <w:rPr>
                 <w:rFonts w:ascii="SimSun" w:hAnsi="SimSun"/>
@@ -1352,7 +1354,6 @@
                 <w:i w:val="0"/>
                 <w:sz w:val="20"/>
               </w:rPr>
-              <w:t>冷镦→搓丝→热处理→镀锌</w:t>
             </w:r>
           </w:p>
         </w:tc>
@@ -1364,7 +1365,9 @@
             <w:shd w:fill="EDF2F9" w:val="clear"/>
           </w:tcPr>
           <w:p>
-            <w:r/>
+            <w:r>
+              <w:t>内六方族</w:t>
+            </w:r>
             <w:r>
               <w:rPr>
                 <w:rFonts w:ascii="SimSun" w:hAnsi="SimSun"/>
@@ -1372,7 +1375,6 @@
                 <w:i w:val="0"/>
                 <w:sz w:val="20"/>
               </w:rPr>
-              <w:t>内六角族</w:t>
             </w:r>
           </w:p>
         </w:tc>
@@ -1400,7 +1402,9 @@
             <w:shd w:fill="EDF2F9" w:val="clear"/>
           </w:tcPr>
           <w:p>
-            <w:r/>
+            <w:r>
+              <w:t>机加工→精加工→热处理→发黑</w:t>
+            </w:r>
             <w:r>
               <w:rPr>
                 <w:rFonts w:ascii="SimSun" w:hAnsi="SimSun"/>
@@ -1408,7 +1412,6 @@
                 <w:i w:val="0"/>
                 <w:sz w:val="20"/>
               </w:rPr>
-              <w:t>冷镦→攻丝→热处理→发黑</w:t>
             </w:r>
           </w:p>
         </w:tc>
@@ -1419,7 +1422,9 @@
             <w:tcW w:type="dxa" w:w="2767"/>
           </w:tcPr>
           <w:p>
-            <w:r/>
+            <w:r>
+              <w:t>工件族</w:t>
+            </w:r>
             <w:r>
               <w:rPr>
                 <w:rFonts w:ascii="SimSun" w:hAnsi="SimSun"/>
@@ -1427,7 +1432,6 @@
                 <w:i w:val="0"/>
                 <w:sz w:val="20"/>
               </w:rPr>
-              <w:t>螺母族</w:t>
             </w:r>
           </w:p>
         </w:tc>
@@ -1453,7 +1457,9 @@
             <w:tcW w:type="dxa" w:w="2767"/>
           </w:tcPr>
           <w:p>
-            <w:r/>
+            <w:r>
+              <w:t>机加工→精加工→热处理→镀锌</w:t>
+            </w:r>
             <w:r>
               <w:rPr>
                 <w:rFonts w:ascii="SimSun" w:hAnsi="SimSun"/>
@@ -1461,7 +1467,6 @@
                 <w:i w:val="0"/>
                 <w:sz w:val="20"/>
               </w:rPr>
-              <w:t>冷镦→攻丝→热处理→镀锌</w:t>
             </w:r>
           </w:p>
         </w:tc>
@@ -1473,7 +1478,9 @@
             <w:shd w:fill="EDF2F9" w:val="clear"/>
           </w:tcPr>
           <w:p>
-            <w:r/>
+            <w:r>
+              <w:t>工件族</w:t>
+            </w:r>
             <w:r>
               <w:rPr>
                 <w:rFonts w:ascii="SimSun" w:hAnsi="SimSun"/>
@@ -1481,7 +1488,6 @@
                 <w:i w:val="0"/>
                 <w:sz w:val="20"/>
               </w:rPr>
-              <w:t>垫圈族</w:t>
             </w:r>
           </w:p>
         </w:tc>
@@ -2748,7 +2754,7 @@
           <w:i w:val="0"/>
           <w:sz w:val="32"/>
         </w:rPr>
-        <w:t>紧固件行业具体应用案例</w:t>
+        <w:t>制造业具体应用案例</w:t>
       </w:r>
     </w:p>
     <w:p>
@@ -2776,7 +2782,7 @@
           <w:i w:val="0"/>
           <w:sz w:val="22"/>
         </w:rPr>
-        <w:t>背景</w:t>
+        <w:t>背景：某制造工厂机加工车间原来按品种集中排产，M8工件一次生产5000件，再切换M10生产3000件，最后M12生产2000件。每种产品换型时间约45分钟，导致：</w:t>
       </w:r>
       <w:r>
         <w:rPr>
@@ -2785,7 +2791,6 @@
           <w:i w:val="0"/>
           <w:sz w:val="22"/>
         </w:rPr>
-        <w:t>：某紧固件工厂冷镦车间原来按品种集中排产，M8螺栓一次生产5000件，再切换M10生产3000件，最后M12生产2000件。每种产品换型时间约45分钟，导致：</w:t>
       </w:r>
     </w:p>
     <w:p>
@@ -2827,7 +2832,7 @@
           <w:i w:val="0"/>
           <w:sz w:val="22"/>
         </w:rPr>
-        <w:t>冷镦机利用率波动在60%-100%之间</w:t>
+        <w:t>机加工设备利用率波动在60%-100%之间</w:t>
       </w:r>
     </w:p>
     <w:p>
@@ -3495,7 +3500,7 @@
           <w:i w:val="0"/>
           <w:sz w:val="22"/>
         </w:rPr>
-        <w:t>背景</w:t>
+        <w:t>背景：镀锌车间需要处理来自多条机加工线的不同规格产品，电镀槽容量有限，不同规格的镀层厚度和时间要求不同。</w:t>
       </w:r>
       <w:r>
         <w:rPr>
@@ -3504,7 +3509,6 @@
           <w:i w:val="0"/>
           <w:sz w:val="22"/>
         </w:rPr>
-        <w:t>：镀锌车间需要处理来自多条冷镦线的不同规格紧固件，电镀槽容量有限，不同规格的镀层厚度和时间要求不同。</w:t>
       </w:r>
     </w:p>
     <w:p>
@@ -3541,7 +3545,7 @@
           <w:i w:val="0"/>
           <w:sz w:val="22"/>
         </w:rPr>
-        <w:t>按镀层要求将紧固件分组（如：普通镀锌组、达克罗组、热镀锌组）</w:t>
+        <w:t>按镀层要求将产品分组（如：普通镀锌组、达克罗组、热镀锌组）</w:t>
       </w:r>
     </w:p>
     <w:p>
@@ -3583,7 +3587,7 @@
           <w:i w:val="0"/>
           <w:sz w:val="22"/>
         </w:rPr>
-        <w:t>冷镦车间的生产节奏与镀锌车间的处理节奏同步</w:t>
+        <w:t>机加工车间的生产节奏与镀锌车间的处理节奏同步</w:t>
       </w:r>
     </w:p>
     <w:p>
@@ -4190,7 +4194,7 @@
           <w:i w:val="0"/>
           <w:sz w:val="22"/>
         </w:rPr>
-        <w:t>正确认知</w:t>
+        <w:t>正确认知：制造业天然是重复生产的场景，非常适合平准化。即使品种多、批量小，通过合理的品种组合和节拍设计，也能实现有效平准化。</w:t>
       </w:r>
       <w:r>
         <w:rPr>
@@ -4199,7 +4203,6 @@
           <w:i w:val="0"/>
           <w:sz w:val="22"/>
         </w:rPr>
-        <w:t>：紧固件行业天然是重复生产的场景，非常适合平准化。即使品种多、批量小，通过合理的品种组合和节拍设计，也能实现有效平准化。</w:t>
       </w:r>
     </w:p>
     <w:p>
